--- a/public/templates/CNBB/16.Đề nghị tòa Mẫu số 36.docx
+++ b/public/templates/CNBB/16.Đề nghị tòa Mẫu số 36.docx
@@ -134,7 +134,7 @@
                 </mc:Choice>
                 <mc:Fallback>
                   <w:pict>
-                    <v:line w14:anchorId="1CB96027" id="Straight Connector 2" o:spid="_x0000_s1026" style="position:absolute;z-index:251659264;visibility:visible;mso-wrap-style:square;mso-width-percent:0;mso-wrap-distance-left:9pt;mso-wrap-distance-top:0;mso-wrap-distance-right:9pt;mso-wrap-distance-bottom:0;mso-position-horizontal:absolute;mso-position-horizontal-relative:text;mso-position-vertical:absolute;mso-position-vertical-relative:text;mso-width-percent:0;mso-width-relative:margin" from="58.6pt,14.6pt" to="141.4pt,14.6pt" o:gfxdata="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" strokecolor="black [3040]" strokeweight="1pt"/>
+                    <v:line w14:anchorId="2418DB36" id="Straight Connector 2" o:spid="_x0000_s1026" style="position:absolute;z-index:251659264;visibility:visible;mso-wrap-style:square;mso-width-percent:0;mso-wrap-distance-left:9pt;mso-wrap-distance-top:0;mso-wrap-distance-right:9pt;mso-wrap-distance-bottom:0;mso-position-horizontal:absolute;mso-position-horizontal-relative:text;mso-position-vertical:absolute;mso-position-vertical-relative:text;mso-width-percent:0;mso-width-relative:margin" from="58.6pt,14.6pt" to="141.4pt,14.6pt" o:gfxdata="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" strokecolor="black [3040]" strokeweight="1pt"/>
                   </w:pict>
                 </mc:Fallback>
               </mc:AlternateContent>
@@ -254,7 +254,7 @@
                 </mc:Choice>
                 <mc:Fallback>
                   <w:pict>
-                    <v:line w14:anchorId="5B9E04E9" id="Straight Connector 1" o:spid="_x0000_s1026" style="position:absolute;flip:y;z-index:251656192;visibility:visible;mso-wrap-style:square;mso-height-percent:0;mso-wrap-distance-left:9pt;mso-wrap-distance-top:0;mso-wrap-distance-right:9pt;mso-wrap-distance-bottom:0;mso-position-horizontal:absolute;mso-position-horizontal-relative:text;mso-position-vertical:absolute;mso-position-vertical-relative:text;mso-height-percent:0;mso-height-relative:margin" from="71.9pt,32.5pt" to="224.3pt,32.5pt" o:gfxdata="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" strokecolor="black [3040]" strokeweight="1pt"/>
+                    <v:line w14:anchorId="4AB0B1AE" id="Straight Connector 1" o:spid="_x0000_s1026" style="position:absolute;flip:y;z-index:251656192;visibility:visible;mso-wrap-style:square;mso-height-percent:0;mso-wrap-distance-left:9pt;mso-wrap-distance-top:0;mso-wrap-distance-right:9pt;mso-wrap-distance-bottom:0;mso-position-horizontal:absolute;mso-position-horizontal-relative:text;mso-position-vertical:absolute;mso-position-vertical-relative:text;mso-height-percent:0;mso-height-relative:margin" from="71.9pt,32.5pt" to="224.3pt,32.5pt" o:gfxdata="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" strokecolor="black [3040]" strokeweight="1pt"/>
                   </w:pict>
                 </mc:Fallback>
               </mc:AlternateContent>
@@ -972,7 +972,10 @@
       </w:pPr>
       <w:r>
         <w:rPr>
-          <w:sz w:val="20"/>
+          <w:color w:val="000000" w:themeColor="text1"/>
+          <w:sz w:val="28"/>
+          <w:szCs w:val="28"/>
+          <w:lang w:val="vi-VN"/>
         </w:rPr>
         <w:t>Nơi cư trú hoặc chỗ ở hiện nay</w:t>
       </w:r>
